--- a/dokumenty/druk-zakres-czynnosci-pedagog-wspolorganizujacy-3.docx
+++ b/dokumenty/druk-zakres-czynnosci-pedagog-wspolorganizujacy-3.docx
@@ -8178,7 +8178,7 @@
         <w:sz w:val="15"/>
         <w:szCs w:val="15"/>
       </w:rPr>
-      <w:t xml:space="preserve">	Zakres czynności – pedagog szkolny, nauczyciel współorganizujący (kl. III) – 2026/2027</w:t>
+      <w:t xml:space="preserve">	Zakres czynności – pedagog szkolny, współorganizujący kl. III – 2026/2027</w:t>
     </w:r>
   </w:p>
 </w:hdr>
